--- a/04_WIP/Drafts/Narrative Self Integration Theory (NSIT) WIP.docx
+++ b/04_WIP/Drafts/Narrative Self Integration Theory (NSIT) WIP.docx
@@ -325,7 +325,7 @@
           <w:rFonts w:ascii="Aptos" w:eastAsia="Helvetica" w:hAnsi="Aptos" w:cs="Helvetica"/>
         </w:rPr>
       </w:pPr>
-      <w:hyperlink r:id="rId6" w:history="1">
+      <w:hyperlink r:id="rId9" w:history="1">
         <w:r>
           <w:rPr>
             <w:rStyle w:val="Hyperlink0"/>
@@ -410,7 +410,7 @@
           <w:rFonts w:ascii="Aptos" w:eastAsia="Helvetica" w:hAnsi="Aptos" w:cs="Helvetica"/>
         </w:rPr>
       </w:pPr>
-      <w:hyperlink r:id="rId7" w:history="1">
+      <w:hyperlink r:id="rId10" w:history="1">
         <w:r>
           <w:rPr>
             <w:rStyle w:val="Hyperlink0"/>
@@ -493,89 +493,6 @@
         <w:spacing w:before="0" w:after="160" w:line="503" w:lineRule="exact"/>
         <w:rPr>
           <w:rFonts w:ascii="Aptos" w:eastAsia="Helvetica" w:hAnsi="Aptos" w:cs="Helvetica"/>
-        </w:rPr>
-      </w:pPr>
-      <w:r>
-        <w:rPr>
-          <w:rFonts w:ascii="Aptos" w:hAnsi="Aptos"/>
-          <w:lang w:val="fr-FR"/>
-        </w:rPr>
-        <w:t>June 2025</w:t>
-      </w:r>
-    </w:p>
-    <w:p>
-      <w:pPr>
-        <w:pStyle w:val="Default"/>
-        <w:tabs>
-          <w:tab w:val="left" w:pos="560"/>
-          <w:tab w:val="left" w:pos="1120"/>
-          <w:tab w:val="left" w:pos="1680"/>
-          <w:tab w:val="left" w:pos="2240"/>
-          <w:tab w:val="left" w:pos="2800"/>
-          <w:tab w:val="left" w:pos="3360"/>
-          <w:tab w:val="left" w:pos="3920"/>
-          <w:tab w:val="left" w:pos="4480"/>
-          <w:tab w:val="left" w:pos="5040"/>
-          <w:tab w:val="left" w:pos="5600"/>
-          <w:tab w:val="left" w:pos="6160"/>
-          <w:tab w:val="left" w:pos="6720"/>
-          <w:tab w:val="left" w:pos="6740"/>
-          <w:tab w:val="left" w:pos="6760"/>
-          <w:tab w:val="left" w:pos="6780"/>
-          <w:tab w:val="left" w:pos="6800"/>
-          <w:tab w:val="left" w:pos="6820"/>
-          <w:tab w:val="left" w:pos="6840"/>
-          <w:tab w:val="left" w:pos="6860"/>
-          <w:tab w:val="left" w:pos="6880"/>
-          <w:tab w:val="left" w:pos="6900"/>
-          <w:tab w:val="left" w:pos="6920"/>
-          <w:tab w:val="left" w:pos="6940"/>
-          <w:tab w:val="left" w:pos="6960"/>
-          <w:tab w:val="left" w:pos="6980"/>
-          <w:tab w:val="left" w:pos="7000"/>
-          <w:tab w:val="left" w:pos="7020"/>
-          <w:tab w:val="left" w:pos="7040"/>
-          <w:tab w:val="left" w:pos="7060"/>
-          <w:tab w:val="left" w:pos="7080"/>
-          <w:tab w:val="left" w:pos="7100"/>
-          <w:tab w:val="left" w:pos="7120"/>
-          <w:tab w:val="left" w:pos="7140"/>
-          <w:tab w:val="left" w:pos="7160"/>
-          <w:tab w:val="left" w:pos="7180"/>
-          <w:tab w:val="left" w:pos="7200"/>
-          <w:tab w:val="left" w:pos="7220"/>
-          <w:tab w:val="left" w:pos="7240"/>
-          <w:tab w:val="left" w:pos="7260"/>
-          <w:tab w:val="left" w:pos="7280"/>
-          <w:tab w:val="left" w:pos="7300"/>
-          <w:tab w:val="left" w:pos="7320"/>
-          <w:tab w:val="left" w:pos="7340"/>
-          <w:tab w:val="left" w:pos="7360"/>
-          <w:tab w:val="left" w:pos="7380"/>
-          <w:tab w:val="left" w:pos="7400"/>
-          <w:tab w:val="left" w:pos="7420"/>
-          <w:tab w:val="left" w:pos="7440"/>
-          <w:tab w:val="left" w:pos="7460"/>
-          <w:tab w:val="left" w:pos="7480"/>
-          <w:tab w:val="left" w:pos="7500"/>
-          <w:tab w:val="left" w:pos="7520"/>
-          <w:tab w:val="left" w:pos="7540"/>
-          <w:tab w:val="left" w:pos="7560"/>
-          <w:tab w:val="left" w:pos="7580"/>
-          <w:tab w:val="left" w:pos="7600"/>
-          <w:tab w:val="left" w:pos="7620"/>
-          <w:tab w:val="left" w:pos="7640"/>
-          <w:tab w:val="left" w:pos="7660"/>
-          <w:tab w:val="left" w:pos="7680"/>
-          <w:tab w:val="left" w:pos="7700"/>
-          <w:tab w:val="left" w:pos="7720"/>
-          <w:tab w:val="left" w:pos="7740"/>
-          <w:tab w:val="left" w:pos="7760"/>
-        </w:tabs>
-        <w:suppressAutoHyphens/>
-        <w:spacing w:before="0" w:after="160" w:line="503" w:lineRule="exact"/>
-        <w:rPr>
-          <w:rFonts w:ascii="Aptos" w:eastAsia="Helvetica" w:hAnsi="Aptos" w:cs="Helvetica"/>
           <w:b/>
           <w:bCs/>
         </w:rPr>
@@ -843,7 +760,6 @@
           <w:bCs/>
           <w:lang w:val="fr-FR"/>
         </w:rPr>
-        <w:lastRenderedPageBreak/>
         <w:t>1.0 Introduction</w:t>
       </w:r>
     </w:p>
@@ -926,6 +842,7 @@
         <w:rPr>
           <w:rFonts w:ascii="Aptos" w:hAnsi="Aptos"/>
         </w:rPr>
+        <w:lastRenderedPageBreak/>
         <w:t xml:space="preserve">Humans do not merely experience fleeting thoughts, emotions, and perceptions in isolated moments. Over the course of a lifetime, they construct and maintain a deeply felt sense of being the same continuous person across years, decades, and profound life changes. This autobiographical continuity — the feeling that </w:t>
       </w:r>
       <w:r>
@@ -1270,14 +1187,14 @@
         <w:rPr>
           <w:rFonts w:ascii="Aptos" w:hAnsi="Aptos"/>
         </w:rPr>
-        <w:t xml:space="preserve">At the heart of NSIT lies the Narrative Coherence Field — a higher-order, self-organizing integrative structure that binds short-term processes into a continuous autobiographical </w:t>
+        <w:t xml:space="preserve">At the heart of NSIT lies the Narrative Coherence Field — a higher-order, self-organizing integrative structure that binds short-term processes into a continuous autobiographical narrative. This field is not a passive archive but an active, adaptive system that </w:t>
       </w:r>
       <w:r>
         <w:rPr>
           <w:rFonts w:ascii="Aptos" w:hAnsi="Aptos"/>
         </w:rPr>
         <w:lastRenderedPageBreak/>
-        <w:t xml:space="preserve">narrative. This field is not a passive archive but an active, adaptive system that continuously evaluates, links, and revises individual </w:t>
+        <w:t xml:space="preserve">continuously evaluates, links, and revises individual </w:t>
       </w:r>
       <w:r>
         <w:rPr>
@@ -1553,7 +1470,6 @@
         </w:rPr>
         <w:t xml:space="preserve">• </w:t>
       </w:r>
-      <w:proofErr w:type="spellStart"/>
       <w:r>
         <w:rPr>
           <w:rFonts w:ascii="Aptos" w:hAnsi="Aptos"/>
@@ -1561,17 +1477,7 @@
           <w:bCs/>
           <w:lang w:val="fr-FR"/>
         </w:rPr>
-        <w:t>Integration</w:t>
-      </w:r>
-      <w:proofErr w:type="spellEnd"/>
-      <w:r>
-        <w:rPr>
-          <w:rFonts w:ascii="Aptos" w:hAnsi="Aptos"/>
-          <w:b/>
-          <w:bCs/>
-          <w:lang w:val="fr-FR"/>
-        </w:rPr>
-        <w:t xml:space="preserve"> Nodes</w:t>
+        <w:t>Integration Nodes</w:t>
       </w:r>
       <w:r>
         <w:rPr>
@@ -1851,21 +1757,7 @@
         <w:rPr>
           <w:rFonts w:ascii="Aptos" w:hAnsi="Aptos"/>
         </w:rPr>
-        <w:t xml:space="preserve">When narrative threads converge at integration nodes and surpass the coherence threshold, the autobiographical </w:t>
-      </w:r>
-      <w:proofErr w:type="spellStart"/>
-      <w:r>
-        <w:rPr>
-          <w:rFonts w:ascii="Aptos" w:hAnsi="Aptos"/>
-        </w:rPr>
-        <w:t>self strengthens</w:t>
-      </w:r>
-      <w:proofErr w:type="spellEnd"/>
-      <w:r>
-        <w:rPr>
-          <w:rFonts w:ascii="Aptos" w:hAnsi="Aptos"/>
-        </w:rPr>
-        <w:t xml:space="preserve"> and feels enduring. When alignment fails, the field enters a state of fragmentation, producing loose or contradictory threads that undermine the sense of a unified </w:t>
+        <w:t xml:space="preserve">When narrative threads converge at integration nodes and surpass the coherence threshold, the autobiographical self strengthens and feels enduring. When alignment fails, the field enters a state of fragmentation, producing loose or contradictory threads that undermine the sense of a unified </w:t>
       </w:r>
       <w:r>
         <w:rPr>
@@ -2297,27 +2189,7 @@
           <w:bCs/>
           <w:lang w:val="fr-FR"/>
         </w:rPr>
-        <w:t xml:space="preserve">3.2 </w:t>
-      </w:r>
-      <w:proofErr w:type="spellStart"/>
-      <w:r>
-        <w:rPr>
-          <w:rFonts w:ascii="Aptos" w:hAnsi="Aptos"/>
-          <w:b/>
-          <w:bCs/>
-          <w:lang w:val="fr-FR"/>
-        </w:rPr>
-        <w:t>Integration</w:t>
-      </w:r>
-      <w:proofErr w:type="spellEnd"/>
-      <w:r>
-        <w:rPr>
-          <w:rFonts w:ascii="Aptos" w:hAnsi="Aptos"/>
-          <w:b/>
-          <w:bCs/>
-          <w:lang w:val="fr-FR"/>
-        </w:rPr>
-        <w:t xml:space="preserve"> Cycles</w:t>
+        <w:t>3.2 Integration Cycles</w:t>
       </w:r>
     </w:p>
     <w:p>
@@ -3481,25 +3353,7 @@
           <w:b/>
           <w:bCs/>
         </w:rPr>
-        <w:t xml:space="preserve">4.4 Developmental Emergence of </w:t>
-      </w:r>
-      <w:proofErr w:type="gramStart"/>
-      <w:r>
-        <w:rPr>
-          <w:rFonts w:ascii="Aptos" w:hAnsi="Aptos"/>
-          <w:b/>
-          <w:bCs/>
-        </w:rPr>
-        <w:t>the Life</w:t>
-      </w:r>
-      <w:proofErr w:type="gramEnd"/>
-      <w:r>
-        <w:rPr>
-          <w:rFonts w:ascii="Aptos" w:hAnsi="Aptos"/>
-          <w:b/>
-          <w:bCs/>
-        </w:rPr>
-        <w:t xml:space="preserve"> Story</w:t>
+        <w:t>4.4 Developmental Emergence of the Life Story</w:t>
       </w:r>
     </w:p>
     <w:p>
@@ -4733,7 +4587,6 @@
           <w:rFonts w:ascii="Aptos" w:eastAsia="Helvetica" w:hAnsi="Aptos" w:cs="Helvetica"/>
         </w:rPr>
       </w:pPr>
-      <w:proofErr w:type="spellStart"/>
       <w:r>
         <w:rPr>
           <w:rFonts w:ascii="Aptos" w:hAnsi="Aptos"/>
@@ -4743,7 +4596,6 @@
         </w:rPr>
         <w:t>References</w:t>
       </w:r>
-      <w:proofErr w:type="spellEnd"/>
     </w:p>
     <w:p>
       <w:pPr>
@@ -4824,23 +4676,9 @@
         <w:rPr>
           <w:rFonts w:ascii="Aptos" w:hAnsi="Aptos"/>
         </w:rPr>
-        <w:t xml:space="preserve">Brisart, J. (2025). The Brisart Format: A Standardized Template for Theoretical, Conceptual, and Methodological Manuscripts (Version v2). </w:t>
-      </w:r>
-      <w:proofErr w:type="spellStart"/>
-      <w:r>
-        <w:rPr>
-          <w:rFonts w:ascii="Aptos" w:hAnsi="Aptos"/>
-        </w:rPr>
-        <w:t>Zenodo</w:t>
-      </w:r>
-      <w:proofErr w:type="spellEnd"/>
-      <w:r>
-        <w:rPr>
-          <w:rFonts w:ascii="Aptos" w:hAnsi="Aptos"/>
-        </w:rPr>
-        <w:t xml:space="preserve">. </w:t>
-      </w:r>
-      <w:hyperlink r:id="rId8" w:history="1">
+        <w:t xml:space="preserve">Brisart, J. (2025). The Brisart Format: A Standardized Template for Theoretical, Conceptual, and Methodological Manuscripts (Version v2). Zenodo. </w:t>
+      </w:r>
+      <w:hyperlink r:id="rId11" w:history="1">
         <w:r>
           <w:rPr>
             <w:rStyle w:val="Hyperlink0"/>
@@ -4929,21 +4767,7 @@
         <w:rPr>
           <w:rFonts w:ascii="Aptos" w:hAnsi="Aptos"/>
         </w:rPr>
-        <w:t xml:space="preserve">Habermas, T., &amp; Bluck, S. (2000). Getting a life: The emergence of </w:t>
-      </w:r>
-      <w:proofErr w:type="gramStart"/>
-      <w:r>
-        <w:rPr>
-          <w:rFonts w:ascii="Aptos" w:hAnsi="Aptos"/>
-        </w:rPr>
-        <w:t>the</w:t>
-      </w:r>
-      <w:proofErr w:type="gramEnd"/>
-      <w:r>
-        <w:rPr>
-          <w:rFonts w:ascii="Aptos" w:hAnsi="Aptos"/>
-        </w:rPr>
-        <w:t xml:space="preserve"> life story in adolescence. </w:t>
+        <w:t xml:space="preserve">Habermas, T., &amp; Bluck, S. (2000). Getting a life: The emergence of the life story in adolescence. </w:t>
       </w:r>
       <w:r>
         <w:rPr>
@@ -4959,7 +4783,7 @@
         </w:rPr>
         <w:t xml:space="preserve">, 126(5), 748–769. </w:t>
       </w:r>
-      <w:hyperlink r:id="rId9" w:history="1">
+      <w:hyperlink r:id="rId12" w:history="1">
         <w:r>
           <w:rPr>
             <w:rStyle w:val="Hyperlink0"/>
@@ -5064,7 +4888,7 @@
         </w:rPr>
         <w:t xml:space="preserve">, 5(2), 100–122. </w:t>
       </w:r>
-      <w:hyperlink r:id="rId10" w:history="1">
+      <w:hyperlink r:id="rId13" w:history="1">
         <w:r>
           <w:rPr>
             <w:rStyle w:val="Hyperlink0"/>
@@ -5169,7 +4993,7 @@
         </w:rPr>
         <w:t xml:space="preserve">, 11(3), 262–278. </w:t>
       </w:r>
-      <w:hyperlink r:id="rId11" w:history="1">
+      <w:hyperlink r:id="rId14" w:history="1">
         <w:r>
           <w:rPr>
             <w:rStyle w:val="Hyperlink0"/>
@@ -5274,7 +5098,7 @@
         </w:rPr>
         <w:t xml:space="preserve">, 74(4), 1079–1110. </w:t>
       </w:r>
-      <w:hyperlink r:id="rId12" w:history="1">
+      <w:hyperlink r:id="rId15" w:history="1">
         <w:r>
           <w:rPr>
             <w:rStyle w:val="Hyperlink0"/>
@@ -5285,8 +5109,8 @@
       </w:hyperlink>
     </w:p>
     <w:sectPr>
-      <w:headerReference w:type="default" r:id="rId13"/>
-      <w:footerReference w:type="default" r:id="rId14"/>
+      <w:headerReference w:type="default" r:id="rId16"/>
+      <w:footerReference w:type="default" r:id="rId17"/>
       <w:pgSz w:w="12240" w:h="15840"/>
       <w:pgMar w:top="1440" w:right="1440" w:bottom="1440" w:left="1440" w:header="720" w:footer="864" w:gutter="0"/>
       <w:cols w:space="720"/>
@@ -7080,15 +6904,6 @@
 </file>
 
 <file path=customXml/item2.xml><?xml version="1.0" encoding="utf-8"?>
-<?mso-contentType ?>
-<FormTemplates xmlns="http://schemas.microsoft.com/sharepoint/v3/contenttype/forms">
-  <Display>DocumentLibraryForm</Display>
-  <Edit>DocumentLibraryForm</Edit>
-  <New>DocumentLibraryForm</New>
-</FormTemplates>
-</file>
-
-<file path=customXml/item3.xml><?xml version="1.0" encoding="utf-8"?>
 <p:properties xmlns:p="http://schemas.microsoft.com/office/2006/metadata/properties" xmlns:xsi="http://www.w3.org/2001/XMLSchema-instance" xmlns:pc="http://schemas.microsoft.com/office/infopath/2007/PartnerControls">
   <documentManagement>
     <TaxCatchAll xmlns="ce5264cd-2933-4f1d-9ccf-564f0c8f34c0" xsi:nil="true"/>
@@ -7099,14 +6914,49 @@
 </p:properties>
 </file>
 
+<file path=customXml/item3.xml><?xml version="1.0" encoding="utf-8"?>
+<?mso-contentType ?>
+<FormTemplates xmlns="http://schemas.microsoft.com/sharepoint/v3/contenttype/forms">
+  <Display>DocumentLibraryForm</Display>
+  <Edit>DocumentLibraryForm</Edit>
+  <New>DocumentLibraryForm</New>
+</FormTemplates>
+</file>
+
 <file path=customXml/itemProps1.xml><?xml version="1.0" encoding="utf-8"?>
-<ds:datastoreItem xmlns:ds="http://schemas.openxmlformats.org/officeDocument/2006/customXml" ds:itemID="{EDBAC978-5214-4C99-9638-6EBAD91AD37D}"/>
+<ds:datastoreItem xmlns:ds="http://schemas.openxmlformats.org/officeDocument/2006/customXml" ds:itemID="{EDBAC978-5214-4C99-9638-6EBAD91AD37D}">
+  <ds:schemaRefs>
+    <ds:schemaRef ds:uri="http://schemas.microsoft.com/office/2006/metadata/contentType"/>
+    <ds:schemaRef ds:uri="http://schemas.microsoft.com/office/2006/metadata/properties/metaAttributes"/>
+    <ds:schemaRef ds:uri="http://www.w3.org/2001/XMLSchema"/>
+    <ds:schemaRef ds:uri="http://schemas.microsoft.com/office/2006/metadata/properties"/>
+    <ds:schemaRef ds:uri="40915466-697b-4597-97a8-8ce3ba18083c"/>
+    <ds:schemaRef ds:uri="ce5264cd-2933-4f1d-9ccf-564f0c8f34c0"/>
+    <ds:schemaRef ds:uri="http://schemas.microsoft.com/office/2006/documentManagement/types"/>
+    <ds:schemaRef ds:uri="http://schemas.microsoft.com/office/infopath/2007/PartnerControls"/>
+    <ds:schemaRef ds:uri="http://schemas.openxmlformats.org/package/2006/metadata/core-properties"/>
+    <ds:schemaRef ds:uri="http://purl.org/dc/elements/1.1/"/>
+    <ds:schemaRef ds:uri="http://purl.org/dc/terms/"/>
+    <ds:schemaRef ds:uri="http://schemas.microsoft.com/internal/obd"/>
+  </ds:schemaRefs>
+</ds:datastoreItem>
 </file>
 
 <file path=customXml/itemProps2.xml><?xml version="1.0" encoding="utf-8"?>
-<ds:datastoreItem xmlns:ds="http://schemas.openxmlformats.org/officeDocument/2006/customXml" ds:itemID="{E639CD8C-A7ED-4E54-BE9B-6D167AEC8DAA}"/>
+<ds:datastoreItem xmlns:ds="http://schemas.openxmlformats.org/officeDocument/2006/customXml" ds:itemID="{B6F688D1-8163-4D4B-A28D-0C7C926A9AD3}">
+  <ds:schemaRefs>
+    <ds:schemaRef ds:uri="http://schemas.microsoft.com/office/2006/metadata/properties"/>
+    <ds:schemaRef ds:uri="http://schemas.microsoft.com/office/infopath/2007/PartnerControls"/>
+    <ds:schemaRef ds:uri="ce5264cd-2933-4f1d-9ccf-564f0c8f34c0"/>
+    <ds:schemaRef ds:uri="40915466-697b-4597-97a8-8ce3ba18083c"/>
+  </ds:schemaRefs>
+</ds:datastoreItem>
 </file>
 
 <file path=customXml/itemProps3.xml><?xml version="1.0" encoding="utf-8"?>
-<ds:datastoreItem xmlns:ds="http://schemas.openxmlformats.org/officeDocument/2006/customXml" ds:itemID="{B6F688D1-8163-4D4B-A28D-0C7C926A9AD3}"/>
+<ds:datastoreItem xmlns:ds="http://schemas.openxmlformats.org/officeDocument/2006/customXml" ds:itemID="{E639CD8C-A7ED-4E54-BE9B-6D167AEC8DAA}">
+  <ds:schemaRefs>
+    <ds:schemaRef ds:uri="http://schemas.microsoft.com/sharepoint/v3/contenttype/forms"/>
+  </ds:schemaRefs>
+</ds:datastoreItem>
 </file>